--- a/A2/Expressions.docx
+++ b/A2/Expressions.docx
@@ -70,11 +70,15 @@
           <w:ilvl w:val="0"/>
           <w:numId w:val="1"/>
         </w:numPr>
+        <w:rPr>
+          <w:lang w:val="de-DE"/>
+        </w:rPr>
       </w:pPr>
       <w:r>
         <w:rPr>
           <w:b/>
           <w:bCs/>
+          <w:lang w:val="de-DE"/>
         </w:rPr>
         <w:t xml:space="preserve">Aus + </w:t>
       </w:r>
@@ -83,8 +87,168 @@
         <w:rPr>
           <w:b/>
           <w:bCs/>
+          <w:lang w:val="de-DE"/>
         </w:rPr>
         <w:t>grund</w:t>
+      </w:r>
+      <w:proofErr w:type="spellEnd"/>
+      <w:r>
+        <w:rPr>
+          <w:b/>
+          <w:bCs/>
+          <w:lang w:val="de-DE"/>
+        </w:rPr>
+        <w:t xml:space="preserve"> </w:t>
+      </w:r>
+      <w:r>
+        <w:rPr>
+          <w:b/>
+          <w:bCs/>
+        </w:rPr>
+        <w:sym w:font="Wingdings" w:char="F0E0"/>
+      </w:r>
+      <w:r>
+        <w:rPr>
+          <w:b/>
+          <w:bCs/>
+          <w:lang w:val="de-DE"/>
+        </w:rPr>
+        <w:t xml:space="preserve"> </w:t>
+      </w:r>
+      <w:r>
+        <w:rPr>
+          <w:b/>
+          <w:bCs/>
+          <w:lang w:val="de-DE"/>
+        </w:rPr>
+        <w:t>aus finanziellen Gründen.</w:t>
+      </w:r>
+    </w:p>
+    <w:p>
+      <w:pPr>
+        <w:pStyle w:val="ListParagraph"/>
+        <w:numPr>
+          <w:ilvl w:val="0"/>
+          <w:numId w:val="1"/>
+        </w:numPr>
+      </w:pPr>
+      <w:r>
+        <w:rPr>
+          <w:b/>
+          <w:bCs/>
+        </w:rPr>
+        <w:t>in der Regel</w:t>
+      </w:r>
+      <w:r>
+        <w:t xml:space="preserve"> – phrase – as a rule, usually, generally</w:t>
+      </w:r>
+    </w:p>
+    <w:p>
+      <w:pPr>
+        <w:pStyle w:val="ListParagraph"/>
+        <w:numPr>
+          <w:ilvl w:val="0"/>
+          <w:numId w:val="1"/>
+        </w:numPr>
+        <w:rPr>
+          <w:lang w:val="de-DE"/>
+        </w:rPr>
+      </w:pPr>
+      <w:r>
+        <w:rPr>
+          <w:b/>
+          <w:bCs/>
+          <w:lang w:val="de-DE"/>
+        </w:rPr>
+        <w:t xml:space="preserve">ist </w:t>
+      </w:r>
+      <w:r>
+        <w:rPr>
+          <w:b/>
+          <w:bCs/>
+          <w:lang w:val="de-DE"/>
+        </w:rPr>
+        <w:t>gesunken</w:t>
+      </w:r>
+      <w:r>
+        <w:rPr>
+          <w:b/>
+          <w:bCs/>
+          <w:lang w:val="de-DE"/>
+        </w:rPr>
+        <w:t xml:space="preserve"> X ist gestiegen </w:t>
+      </w:r>
+      <w:r>
+        <w:rPr>
+          <w:lang w:val="de-DE"/>
+        </w:rPr>
+        <w:sym w:font="Wingdings" w:char="F0E0"/>
+      </w:r>
+      <w:r>
+        <w:rPr>
+          <w:lang w:val="de-DE"/>
+        </w:rPr>
+        <w:t xml:space="preserve"> </w:t>
+      </w:r>
+      <w:proofErr w:type="spellStart"/>
+      <w:r>
+        <w:rPr>
+          <w:lang w:val="de-DE"/>
+        </w:rPr>
+        <w:t>sunk</w:t>
+      </w:r>
+      <w:proofErr w:type="spellEnd"/>
+      <w:r>
+        <w:rPr>
+          <w:lang w:val="de-DE"/>
+        </w:rPr>
+        <w:t xml:space="preserve"> X </w:t>
+      </w:r>
+      <w:proofErr w:type="spellStart"/>
+      <w:r>
+        <w:rPr>
+          <w:lang w:val="de-DE"/>
+        </w:rPr>
+        <w:t>risen</w:t>
+      </w:r>
+      <w:proofErr w:type="spellEnd"/>
+      <w:r>
+        <w:rPr>
+          <w:lang w:val="de-DE"/>
+        </w:rPr>
+        <w:t xml:space="preserve"> </w:t>
+      </w:r>
+    </w:p>
+    <w:p>
+      <w:pPr>
+        <w:pStyle w:val="ListParagraph"/>
+        <w:numPr>
+          <w:ilvl w:val="0"/>
+          <w:numId w:val="1"/>
+        </w:numPr>
+        <w:rPr>
+          <w:lang w:val="de-DE"/>
+        </w:rPr>
+      </w:pPr>
+      <w:proofErr w:type="spellStart"/>
+      <w:r>
+        <w:t>einen</w:t>
+      </w:r>
+      <w:proofErr w:type="spellEnd"/>
+      <w:r>
+        <w:t xml:space="preserve"> </w:t>
+      </w:r>
+      <w:proofErr w:type="spellStart"/>
+      <w:r>
+        <w:t>Rabatt</w:t>
+      </w:r>
+      <w:proofErr w:type="spellEnd"/>
+      <w:r>
+        <w:t xml:space="preserve"> </w:t>
+      </w:r>
+      <w:proofErr w:type="spellStart"/>
+      <w:r>
+        <w:t>geben</w:t>
       </w:r>
       <w:proofErr w:type="spellEnd"/>
     </w:p>
@@ -95,7 +259,206 @@
           <w:ilvl w:val="0"/>
           <w:numId w:val="1"/>
         </w:numPr>
+        <w:rPr>
+          <w:lang w:val="de-DE"/>
+        </w:rPr>
       </w:pPr>
+      <w:r>
+        <w:rPr>
+          <w:b/>
+          <w:bCs/>
+          <w:lang w:val="de-DE"/>
+        </w:rPr>
+        <w:t>1. auf eine lange Geschichte zurückblicken</w:t>
+      </w:r>
+      <w:r>
+        <w:rPr>
+          <w:lang w:val="de-DE"/>
+        </w:rPr>
+        <w:t xml:space="preserve"> – to look back on a long history</w:t>
+      </w:r>
+      <w:r>
+        <w:rPr>
+          <w:lang w:val="de-DE"/>
+        </w:rPr>
+        <w:br/>
+      </w:r>
+      <w:r>
+        <w:rPr>
+          <w:b/>
+          <w:bCs/>
+          <w:lang w:val="de-DE"/>
+        </w:rPr>
+        <w:t>2. am Marienplatz liegen</w:t>
+      </w:r>
+      <w:r>
+        <w:rPr>
+          <w:lang w:val="de-DE"/>
+        </w:rPr>
+        <w:t xml:space="preserve"> – to be located at Marienplatz</w:t>
+      </w:r>
+      <w:r>
+        <w:rPr>
+          <w:lang w:val="de-DE"/>
+        </w:rPr>
+        <w:br/>
+      </w:r>
+      <w:r>
+        <w:rPr>
+          <w:b/>
+          <w:bCs/>
+          <w:lang w:val="de-DE"/>
+        </w:rPr>
+        <w:t>3. zur Karstadt-Gruppe gehören</w:t>
+      </w:r>
+      <w:r>
+        <w:rPr>
+          <w:lang w:val="de-DE"/>
+        </w:rPr>
+        <w:t xml:space="preserve"> – to belong to the Karstadt group</w:t>
+      </w:r>
+      <w:r>
+        <w:rPr>
+          <w:lang w:val="de-DE"/>
+        </w:rPr>
+        <w:br/>
+      </w:r>
+      <w:r>
+        <w:rPr>
+          <w:b/>
+          <w:bCs/>
+          <w:lang w:val="de-DE"/>
+        </w:rPr>
+        <w:t>4. zu den beliebten Treffpunkten zählen</w:t>
+      </w:r>
+      <w:r>
+        <w:rPr>
+          <w:lang w:val="de-DE"/>
+        </w:rPr>
+        <w:t xml:space="preserve"> – to count among the popular meeting places</w:t>
+      </w:r>
+      <w:r>
+        <w:rPr>
+          <w:lang w:val="de-DE"/>
+        </w:rPr>
+        <w:br/>
+      </w:r>
+      <w:r>
+        <w:rPr>
+          <w:b/>
+          <w:bCs/>
+          <w:lang w:val="de-DE"/>
+        </w:rPr>
+        <w:t>5. eine gute Auswahl bieten</w:t>
+      </w:r>
+      <w:r>
+        <w:rPr>
+          <w:lang w:val="de-DE"/>
+        </w:rPr>
+        <w:t xml:space="preserve"> – to offer a good selection</w:t>
+      </w:r>
+      <w:r>
+        <w:rPr>
+          <w:lang w:val="de-DE"/>
+        </w:rPr>
+        <w:br/>
+      </w:r>
+      <w:r>
+        <w:rPr>
+          <w:b/>
+          <w:bCs/>
+          <w:lang w:val="de-DE"/>
+        </w:rPr>
+        <w:t>6. ein Warenhaus eröffnen</w:t>
+      </w:r>
+      <w:r>
+        <w:rPr>
+          <w:lang w:val="de-DE"/>
+        </w:rPr>
+        <w:t xml:space="preserve"> – to open a department store</w:t>
+      </w:r>
+      <w:r>
+        <w:rPr>
+          <w:lang w:val="de-DE"/>
+        </w:rPr>
+        <w:br/>
+      </w:r>
+      <w:r>
+        <w:rPr>
+          <w:b/>
+          <w:bCs/>
+          <w:lang w:val="de-DE"/>
+        </w:rPr>
+        <w:t>7. sich in der obersten Etage befinden</w:t>
+      </w:r>
+      <w:r>
+        <w:rPr>
+          <w:lang w:val="de-DE"/>
+        </w:rPr>
+        <w:t xml:space="preserve"> – to be located on the top floor</w:t>
+      </w:r>
+      <w:r>
+        <w:rPr>
+          <w:lang w:val="de-DE"/>
+        </w:rPr>
+        <w:br/>
+      </w:r>
+      <w:r>
+        <w:rPr>
+          <w:b/>
+          <w:bCs/>
+          <w:lang w:val="de-DE"/>
+        </w:rPr>
+        <w:t>8. das Angebot erweitern</w:t>
+      </w:r>
+      <w:r>
+        <w:rPr>
+          <w:lang w:val="de-DE"/>
+        </w:rPr>
+        <w:t xml:space="preserve"> – to expand the range/selection</w:t>
+      </w:r>
+      <w:r>
+        <w:rPr>
+          <w:lang w:val="de-DE"/>
+        </w:rPr>
+        <w:br/>
+      </w:r>
+      <w:r>
+        <w:rPr>
+          <w:b/>
+          <w:bCs/>
+          <w:lang w:val="de-DE"/>
+        </w:rPr>
+        <w:t xml:space="preserve">9. </w:t>
+      </w:r>
+      <w:proofErr w:type="spellStart"/>
+      <w:r>
+        <w:rPr>
+          <w:b/>
+          <w:bCs/>
+        </w:rPr>
+        <w:t>Umbauten</w:t>
+      </w:r>
+      <w:proofErr w:type="spellEnd"/>
+      <w:r>
+        <w:rPr>
+          <w:b/>
+          <w:bCs/>
+        </w:rPr>
+        <w:t xml:space="preserve"> und Zerstörungen </w:t>
+      </w:r>
+      <w:proofErr w:type="spellStart"/>
+      <w:r>
+        <w:rPr>
+          <w:b/>
+          <w:bCs/>
+        </w:rPr>
+        <w:t>erleben</w:t>
+      </w:r>
+      <w:proofErr w:type="spellEnd"/>
+      <w:r>
+        <w:t xml:space="preserve"> – to experience renovations and destruction</w:t>
+      </w:r>
     </w:p>
     <w:sectPr>
       <w:pgSz w:w="11906" w:h="16838"/>

--- a/A2/Expressions.docx
+++ b/A2/Expressions.docx
@@ -113,15 +113,7 @@
           <w:bCs/>
           <w:lang w:val="de-DE"/>
         </w:rPr>
-        <w:t xml:space="preserve"> </w:t>
-      </w:r>
-      <w:r>
-        <w:rPr>
-          <w:b/>
-          <w:bCs/>
-          <w:lang w:val="de-DE"/>
-        </w:rPr>
-        <w:t>aus finanziellen Gründen.</w:t>
+        <w:t xml:space="preserve"> aus finanziellen Gründen.</w:t>
       </w:r>
     </w:p>
     <w:p>
@@ -459,6 +451,962 @@
       <w:r>
         <w:t xml:space="preserve"> – to experience renovations and destruction</w:t>
       </w:r>
+    </w:p>
+    <w:p>
+      <w:pPr>
+        <w:pStyle w:val="ListParagraph"/>
+        <w:numPr>
+          <w:ilvl w:val="0"/>
+          <w:numId w:val="1"/>
+        </w:numPr>
+        <w:rPr>
+          <w:lang w:val="de-DE"/>
+        </w:rPr>
+      </w:pPr>
+      <w:proofErr w:type="spellStart"/>
+      <w:r>
+        <w:t>ein</w:t>
+      </w:r>
+      <w:proofErr w:type="spellEnd"/>
+      <w:r>
+        <w:t xml:space="preserve"> </w:t>
+      </w:r>
+      <w:proofErr w:type="spellStart"/>
+      <w:r>
+        <w:t>Dokument</w:t>
+      </w:r>
+      <w:proofErr w:type="spellEnd"/>
+      <w:r>
+        <w:t xml:space="preserve"> ins Deutsche </w:t>
+      </w:r>
+      <w:proofErr w:type="spellStart"/>
+      <w:r>
+        <w:t>übersetzen</w:t>
+      </w:r>
+      <w:proofErr w:type="spellEnd"/>
+    </w:p>
+    <w:p>
+      <w:pPr>
+        <w:pStyle w:val="ListParagraph"/>
+        <w:numPr>
+          <w:ilvl w:val="0"/>
+          <w:numId w:val="1"/>
+        </w:numPr>
+      </w:pPr>
+      <w:proofErr w:type="spellStart"/>
+      <w:r>
+        <w:t>eine</w:t>
+      </w:r>
+      <w:proofErr w:type="spellEnd"/>
+      <w:r>
+        <w:t xml:space="preserve"> </w:t>
+      </w:r>
+      <w:proofErr w:type="spellStart"/>
+      <w:r>
+        <w:t>Entscheidung</w:t>
+      </w:r>
+      <w:proofErr w:type="spellEnd"/>
+      <w:r>
+        <w:t xml:space="preserve"> </w:t>
+      </w:r>
+      <w:proofErr w:type="spellStart"/>
+      <w:r>
+        <w:t>treffen</w:t>
+      </w:r>
+      <w:proofErr w:type="spellEnd"/>
+      <w:r>
+        <w:t xml:space="preserve"> – to </w:t>
+      </w:r>
+      <w:proofErr w:type="gramStart"/>
+      <w:r>
+        <w:t>make a decision</w:t>
+      </w:r>
+      <w:proofErr w:type="gramEnd"/>
+    </w:p>
+    <w:p>
+      <w:pPr>
+        <w:pStyle w:val="z1qcye"/>
+        <w:numPr>
+          <w:ilvl w:val="0"/>
+          <w:numId w:val="1"/>
+        </w:numPr>
+        <w:spacing w:before="0" w:beforeAutospacing="0" w:after="0" w:afterAutospacing="0"/>
+        <w:rPr>
+          <w:rFonts w:asciiTheme="minorHAnsi" w:eastAsiaTheme="minorHAnsi" w:hAnsiTheme="minorHAnsi" w:cstheme="minorBidi"/>
+          <w:sz w:val="22"/>
+          <w:szCs w:val="22"/>
+          <w:lang w:eastAsia="en-US"/>
+          <w14:ligatures w14:val="standardContextual"/>
+        </w:rPr>
+      </w:pPr>
+      <w:proofErr w:type="spellStart"/>
+      <w:r>
+        <w:rPr>
+          <w:rFonts w:asciiTheme="minorHAnsi" w:eastAsiaTheme="minorHAnsi" w:hAnsiTheme="minorHAnsi" w:cstheme="minorBidi"/>
+          <w:b/>
+          <w:bCs/>
+          <w:sz w:val="22"/>
+          <w:szCs w:val="22"/>
+          <w:lang w:eastAsia="en-US"/>
+          <w14:ligatures w14:val="standardContextual"/>
+        </w:rPr>
+        <w:t>Nachrichtensendungen</w:t>
+      </w:r>
+      <w:proofErr w:type="spellEnd"/>
+      <w:r>
+        <w:rPr>
+          <w:rFonts w:asciiTheme="minorHAnsi" w:eastAsiaTheme="minorHAnsi" w:hAnsiTheme="minorHAnsi" w:cstheme="minorBidi"/>
+          <w:b/>
+          <w:bCs/>
+          <w:sz w:val="22"/>
+          <w:szCs w:val="22"/>
+          <w:lang w:eastAsia="en-US"/>
+          <w14:ligatures w14:val="standardContextual"/>
+        </w:rPr>
+        <w:t xml:space="preserve"> </w:t>
+      </w:r>
+      <w:proofErr w:type="spellStart"/>
+      <w:r>
+        <w:rPr>
+          <w:rFonts w:asciiTheme="minorHAnsi" w:eastAsiaTheme="minorHAnsi" w:hAnsiTheme="minorHAnsi" w:cstheme="minorBidi"/>
+          <w:b/>
+          <w:bCs/>
+          <w:sz w:val="22"/>
+          <w:szCs w:val="22"/>
+          <w:lang w:eastAsia="en-US"/>
+          <w14:ligatures w14:val="standardContextual"/>
+        </w:rPr>
+        <w:t>senden</w:t>
+      </w:r>
+      <w:proofErr w:type="spellEnd"/>
+      <w:r>
+        <w:rPr>
+          <w:rFonts w:asciiTheme="minorHAnsi" w:eastAsiaTheme="minorHAnsi" w:hAnsiTheme="minorHAnsi" w:cstheme="minorBidi"/>
+          <w:sz w:val="22"/>
+          <w:szCs w:val="22"/>
+          <w:lang w:eastAsia="en-US"/>
+          <w14:ligatures w14:val="standardContextual"/>
+        </w:rPr>
+        <w:t xml:space="preserve"> (to broadcast news programs)</w:t>
+      </w:r>
+    </w:p>
+    <w:p>
+      <w:pPr>
+        <w:pStyle w:val="z1qcye"/>
+        <w:numPr>
+          <w:ilvl w:val="0"/>
+          <w:numId w:val="1"/>
+        </w:numPr>
+        <w:spacing w:before="0" w:beforeAutospacing="0" w:after="0" w:afterAutospacing="0"/>
+        <w:rPr>
+          <w:rFonts w:asciiTheme="minorHAnsi" w:eastAsiaTheme="minorHAnsi" w:hAnsiTheme="minorHAnsi" w:cstheme="minorBidi"/>
+          <w:sz w:val="22"/>
+          <w:szCs w:val="22"/>
+          <w:lang w:eastAsia="en-US"/>
+          <w14:ligatures w14:val="standardContextual"/>
+        </w:rPr>
+      </w:pPr>
+      <w:proofErr w:type="spellStart"/>
+      <w:r>
+        <w:rPr>
+          <w:rFonts w:asciiTheme="minorHAnsi" w:eastAsiaTheme="minorHAnsi" w:hAnsiTheme="minorHAnsi" w:cstheme="minorBidi"/>
+          <w:b/>
+          <w:bCs/>
+          <w:sz w:val="22"/>
+          <w:szCs w:val="22"/>
+          <w:lang w:eastAsia="en-US"/>
+          <w14:ligatures w14:val="standardContextual"/>
+        </w:rPr>
+        <w:t>einen</w:t>
+      </w:r>
+      <w:proofErr w:type="spellEnd"/>
+      <w:r>
+        <w:rPr>
+          <w:rFonts w:asciiTheme="minorHAnsi" w:eastAsiaTheme="minorHAnsi" w:hAnsiTheme="minorHAnsi" w:cstheme="minorBidi"/>
+          <w:b/>
+          <w:bCs/>
+          <w:sz w:val="22"/>
+          <w:szCs w:val="22"/>
+          <w:lang w:eastAsia="en-US"/>
+          <w14:ligatures w14:val="standardContextual"/>
+        </w:rPr>
+        <w:t xml:space="preserve"> Brief </w:t>
+      </w:r>
+      <w:proofErr w:type="spellStart"/>
+      <w:r>
+        <w:rPr>
+          <w:rFonts w:asciiTheme="minorHAnsi" w:eastAsiaTheme="minorHAnsi" w:hAnsiTheme="minorHAnsi" w:cstheme="minorBidi"/>
+          <w:b/>
+          <w:bCs/>
+          <w:sz w:val="22"/>
+          <w:szCs w:val="22"/>
+          <w:lang w:eastAsia="en-US"/>
+          <w14:ligatures w14:val="standardContextual"/>
+        </w:rPr>
+        <w:t>schreiben</w:t>
+      </w:r>
+      <w:proofErr w:type="spellEnd"/>
+      <w:r>
+        <w:rPr>
+          <w:rFonts w:asciiTheme="minorHAnsi" w:eastAsiaTheme="minorHAnsi" w:hAnsiTheme="minorHAnsi" w:cstheme="minorBidi"/>
+          <w:sz w:val="22"/>
+          <w:szCs w:val="22"/>
+          <w:lang w:eastAsia="en-US"/>
+          <w14:ligatures w14:val="standardContextual"/>
+        </w:rPr>
+        <w:t xml:space="preserve"> (to write a letter)</w:t>
+      </w:r>
+    </w:p>
+    <w:p>
+      <w:pPr>
+        <w:pStyle w:val="z1qcye"/>
+        <w:numPr>
+          <w:ilvl w:val="0"/>
+          <w:numId w:val="1"/>
+        </w:numPr>
+        <w:spacing w:before="0" w:beforeAutospacing="0" w:after="0" w:afterAutospacing="0"/>
+        <w:rPr>
+          <w:rFonts w:asciiTheme="minorHAnsi" w:eastAsiaTheme="minorHAnsi" w:hAnsiTheme="minorHAnsi" w:cstheme="minorBidi"/>
+          <w:sz w:val="22"/>
+          <w:szCs w:val="22"/>
+          <w:lang w:val="de-DE" w:eastAsia="en-US"/>
+          <w14:ligatures w14:val="standardContextual"/>
+        </w:rPr>
+      </w:pPr>
+      <w:r>
+        <w:rPr>
+          <w:rFonts w:asciiTheme="minorHAnsi" w:eastAsiaTheme="minorHAnsi" w:hAnsiTheme="minorHAnsi" w:cstheme="minorBidi"/>
+          <w:b/>
+          <w:bCs/>
+          <w:sz w:val="22"/>
+          <w:szCs w:val="22"/>
+          <w:lang w:val="de-DE" w:eastAsia="en-US"/>
+          <w14:ligatures w14:val="standardContextual"/>
+        </w:rPr>
+        <w:t>sich über aktuelle Politik informieren</w:t>
+      </w:r>
+    </w:p>
+    <w:p>
+      <w:pPr>
+        <w:pStyle w:val="z1qcye"/>
+        <w:spacing w:before="0" w:beforeAutospacing="0" w:after="0" w:afterAutospacing="0"/>
+        <w:ind w:left="720"/>
+        <w:rPr>
+          <w:rFonts w:asciiTheme="minorHAnsi" w:eastAsiaTheme="minorHAnsi" w:hAnsiTheme="minorHAnsi" w:cstheme="minorBidi"/>
+          <w:sz w:val="22"/>
+          <w:szCs w:val="22"/>
+          <w:lang w:eastAsia="en-US"/>
+          <w14:ligatures w14:val="standardContextual"/>
+        </w:rPr>
+      </w:pPr>
+      <w:r>
+        <w:rPr>
+          <w:rFonts w:asciiTheme="minorHAnsi" w:eastAsiaTheme="minorHAnsi" w:hAnsiTheme="minorHAnsi" w:cstheme="minorBidi"/>
+          <w:sz w:val="22"/>
+          <w:szCs w:val="22"/>
+          <w:lang w:eastAsia="en-US"/>
+          <w14:ligatures w14:val="standardContextual"/>
+        </w:rPr>
+        <w:t>(to inform oneself about current politics)</w:t>
+      </w:r>
+    </w:p>
+    <w:p>
+      <w:pPr>
+        <w:pStyle w:val="z1qcye"/>
+        <w:numPr>
+          <w:ilvl w:val="0"/>
+          <w:numId w:val="1"/>
+        </w:numPr>
+        <w:spacing w:before="0" w:beforeAutospacing="0" w:after="0" w:afterAutospacing="0"/>
+        <w:rPr>
+          <w:rFonts w:asciiTheme="minorHAnsi" w:eastAsiaTheme="minorHAnsi" w:hAnsiTheme="minorHAnsi" w:cstheme="minorBidi"/>
+          <w:sz w:val="22"/>
+          <w:szCs w:val="22"/>
+          <w:lang w:eastAsia="en-US"/>
+          <w14:ligatures w14:val="standardContextual"/>
+        </w:rPr>
+      </w:pPr>
+      <w:r>
+        <w:rPr>
+          <w:rFonts w:asciiTheme="minorHAnsi" w:eastAsiaTheme="minorHAnsi" w:hAnsiTheme="minorHAnsi" w:cstheme="minorBidi"/>
+          <w:b/>
+          <w:bCs/>
+          <w:sz w:val="22"/>
+          <w:szCs w:val="22"/>
+          <w:lang w:eastAsia="en-US"/>
+          <w14:ligatures w14:val="standardContextual"/>
+        </w:rPr>
+        <w:t xml:space="preserve">3. </w:t>
+      </w:r>
+      <w:proofErr w:type="spellStart"/>
+      <w:r>
+        <w:rPr>
+          <w:rFonts w:asciiTheme="minorHAnsi" w:eastAsiaTheme="minorHAnsi" w:hAnsiTheme="minorHAnsi" w:cstheme="minorBidi"/>
+          <w:b/>
+          <w:bCs/>
+          <w:sz w:val="22"/>
+          <w:szCs w:val="22"/>
+          <w:lang w:eastAsia="en-US"/>
+          <w14:ligatures w14:val="standardContextual"/>
+        </w:rPr>
+        <w:t>eine</w:t>
+      </w:r>
+      <w:proofErr w:type="spellEnd"/>
+      <w:r>
+        <w:rPr>
+          <w:rFonts w:asciiTheme="minorHAnsi" w:eastAsiaTheme="minorHAnsi" w:hAnsiTheme="minorHAnsi" w:cstheme="minorBidi"/>
+          <w:b/>
+          <w:bCs/>
+          <w:sz w:val="22"/>
+          <w:szCs w:val="22"/>
+          <w:lang w:eastAsia="en-US"/>
+          <w14:ligatures w14:val="standardContextual"/>
+        </w:rPr>
+        <w:t xml:space="preserve"> SMS </w:t>
+      </w:r>
+      <w:proofErr w:type="spellStart"/>
+      <w:r>
+        <w:rPr>
+          <w:rFonts w:asciiTheme="minorHAnsi" w:eastAsiaTheme="minorHAnsi" w:hAnsiTheme="minorHAnsi" w:cstheme="minorBidi"/>
+          <w:b/>
+          <w:bCs/>
+          <w:sz w:val="22"/>
+          <w:szCs w:val="22"/>
+          <w:lang w:eastAsia="en-US"/>
+          <w14:ligatures w14:val="standardContextual"/>
+        </w:rPr>
+        <w:t>senden</w:t>
+      </w:r>
+      <w:proofErr w:type="spellEnd"/>
+      <w:r>
+        <w:rPr>
+          <w:rFonts w:asciiTheme="minorHAnsi" w:eastAsiaTheme="minorHAnsi" w:hAnsiTheme="minorHAnsi" w:cstheme="minorBidi"/>
+          <w:sz w:val="22"/>
+          <w:szCs w:val="22"/>
+          <w:lang w:eastAsia="en-US"/>
+          <w14:ligatures w14:val="standardContextual"/>
+        </w:rPr>
+        <w:t xml:space="preserve"> / </w:t>
+      </w:r>
+      <w:proofErr w:type="spellStart"/>
+      <w:r>
+        <w:rPr>
+          <w:rFonts w:asciiTheme="minorHAnsi" w:eastAsiaTheme="minorHAnsi" w:hAnsiTheme="minorHAnsi" w:cstheme="minorBidi"/>
+          <w:b/>
+          <w:bCs/>
+          <w:sz w:val="22"/>
+          <w:szCs w:val="22"/>
+          <w:lang w:eastAsia="en-US"/>
+          <w14:ligatures w14:val="standardContextual"/>
+        </w:rPr>
+        <w:t>schreiben</w:t>
+      </w:r>
+      <w:proofErr w:type="spellEnd"/>
+      <w:r>
+        <w:rPr>
+          <w:rFonts w:asciiTheme="minorHAnsi" w:eastAsiaTheme="minorHAnsi" w:hAnsiTheme="minorHAnsi" w:cstheme="minorBidi"/>
+          <w:sz w:val="22"/>
+          <w:szCs w:val="22"/>
+          <w:lang w:eastAsia="en-US"/>
+          <w14:ligatures w14:val="standardContextual"/>
+        </w:rPr>
+        <w:t xml:space="preserve"> (to send / write a text message)</w:t>
+      </w:r>
+    </w:p>
+    <w:p>
+      <w:pPr>
+        <w:pStyle w:val="z1qcye"/>
+        <w:numPr>
+          <w:ilvl w:val="0"/>
+          <w:numId w:val="1"/>
+        </w:numPr>
+        <w:spacing w:before="0" w:beforeAutospacing="0" w:after="0" w:afterAutospacing="0"/>
+        <w:rPr>
+          <w:rFonts w:asciiTheme="minorHAnsi" w:eastAsiaTheme="minorHAnsi" w:hAnsiTheme="minorHAnsi" w:cstheme="minorBidi"/>
+          <w:sz w:val="22"/>
+          <w:szCs w:val="22"/>
+          <w:lang w:eastAsia="en-US"/>
+          <w14:ligatures w14:val="standardContextual"/>
+        </w:rPr>
+      </w:pPr>
+      <w:r>
+        <w:rPr>
+          <w:rFonts w:asciiTheme="minorHAnsi" w:eastAsiaTheme="minorHAnsi" w:hAnsiTheme="minorHAnsi" w:cstheme="minorBidi"/>
+          <w:b/>
+          <w:bCs/>
+          <w:sz w:val="22"/>
+          <w:szCs w:val="22"/>
+          <w:lang w:eastAsia="en-US"/>
+          <w14:ligatures w14:val="standardContextual"/>
+        </w:rPr>
+        <w:t xml:space="preserve">4. Musik </w:t>
+      </w:r>
+      <w:proofErr w:type="spellStart"/>
+      <w:r>
+        <w:rPr>
+          <w:rFonts w:asciiTheme="minorHAnsi" w:eastAsiaTheme="minorHAnsi" w:hAnsiTheme="minorHAnsi" w:cstheme="minorBidi"/>
+          <w:b/>
+          <w:bCs/>
+          <w:sz w:val="22"/>
+          <w:szCs w:val="22"/>
+          <w:lang w:eastAsia="en-US"/>
+          <w14:ligatures w14:val="standardContextual"/>
+        </w:rPr>
+        <w:t>im</w:t>
+      </w:r>
+      <w:proofErr w:type="spellEnd"/>
+      <w:r>
+        <w:rPr>
+          <w:rFonts w:asciiTheme="minorHAnsi" w:eastAsiaTheme="minorHAnsi" w:hAnsiTheme="minorHAnsi" w:cstheme="minorBidi"/>
+          <w:b/>
+          <w:bCs/>
+          <w:sz w:val="22"/>
+          <w:szCs w:val="22"/>
+          <w:lang w:eastAsia="en-US"/>
+          <w14:ligatures w14:val="standardContextual"/>
+        </w:rPr>
+        <w:t xml:space="preserve"> Radio </w:t>
+      </w:r>
+      <w:proofErr w:type="spellStart"/>
+      <w:r>
+        <w:rPr>
+          <w:rFonts w:asciiTheme="minorHAnsi" w:eastAsiaTheme="minorHAnsi" w:hAnsiTheme="minorHAnsi" w:cstheme="minorBidi"/>
+          <w:b/>
+          <w:bCs/>
+          <w:sz w:val="22"/>
+          <w:szCs w:val="22"/>
+          <w:lang w:eastAsia="en-US"/>
+          <w14:ligatures w14:val="standardContextual"/>
+        </w:rPr>
+        <w:t>hören</w:t>
+      </w:r>
+      <w:proofErr w:type="spellEnd"/>
+      <w:r>
+        <w:rPr>
+          <w:rFonts w:asciiTheme="minorHAnsi" w:eastAsiaTheme="minorHAnsi" w:hAnsiTheme="minorHAnsi" w:cstheme="minorBidi"/>
+          <w:sz w:val="22"/>
+          <w:szCs w:val="22"/>
+          <w:lang w:eastAsia="en-US"/>
+          <w14:ligatures w14:val="standardContextual"/>
+        </w:rPr>
+        <w:t xml:space="preserve"> (to listen to music on the radio)</w:t>
+      </w:r>
+    </w:p>
+    <w:p>
+      <w:pPr>
+        <w:pStyle w:val="z1qcye"/>
+        <w:numPr>
+          <w:ilvl w:val="0"/>
+          <w:numId w:val="1"/>
+        </w:numPr>
+        <w:spacing w:before="0" w:beforeAutospacing="0" w:after="0" w:afterAutospacing="0"/>
+        <w:rPr>
+          <w:rFonts w:asciiTheme="minorHAnsi" w:eastAsiaTheme="minorHAnsi" w:hAnsiTheme="minorHAnsi" w:cstheme="minorBidi"/>
+          <w:sz w:val="22"/>
+          <w:szCs w:val="22"/>
+          <w:lang w:eastAsia="en-US"/>
+          <w14:ligatures w14:val="standardContextual"/>
+        </w:rPr>
+      </w:pPr>
+      <w:r>
+        <w:rPr>
+          <w:rFonts w:asciiTheme="minorHAnsi" w:eastAsiaTheme="minorHAnsi" w:hAnsiTheme="minorHAnsi" w:cstheme="minorBidi"/>
+          <w:b/>
+          <w:bCs/>
+          <w:sz w:val="22"/>
+          <w:szCs w:val="22"/>
+          <w:lang w:eastAsia="en-US"/>
+          <w14:ligatures w14:val="standardContextual"/>
+        </w:rPr>
+        <w:t xml:space="preserve">5. ins Kino </w:t>
+      </w:r>
+      <w:proofErr w:type="spellStart"/>
+      <w:r>
+        <w:rPr>
+          <w:rFonts w:asciiTheme="minorHAnsi" w:eastAsiaTheme="minorHAnsi" w:hAnsiTheme="minorHAnsi" w:cstheme="minorBidi"/>
+          <w:sz w:val="22"/>
+          <w:szCs w:val="22"/>
+          <w:lang w:eastAsia="en-US"/>
+          <w14:ligatures w14:val="standardContextual"/>
+        </w:rPr>
+        <w:t>gehen</w:t>
+      </w:r>
+      <w:proofErr w:type="spellEnd"/>
+      <w:r>
+        <w:rPr>
+          <w:rFonts w:asciiTheme="minorHAnsi" w:eastAsiaTheme="minorHAnsi" w:hAnsiTheme="minorHAnsi" w:cstheme="minorBidi"/>
+          <w:sz w:val="22"/>
+          <w:szCs w:val="22"/>
+          <w:lang w:eastAsia="en-US"/>
+          <w14:ligatures w14:val="standardContextual"/>
+        </w:rPr>
+        <w:t xml:space="preserve"> (to go to the cinema)</w:t>
+      </w:r>
+    </w:p>
+    <w:p>
+      <w:pPr>
+        <w:pStyle w:val="z1qcye"/>
+        <w:numPr>
+          <w:ilvl w:val="0"/>
+          <w:numId w:val="1"/>
+        </w:numPr>
+        <w:spacing w:before="0" w:beforeAutospacing="0" w:after="0" w:afterAutospacing="0"/>
+        <w:rPr>
+          <w:rFonts w:asciiTheme="minorHAnsi" w:eastAsiaTheme="minorHAnsi" w:hAnsiTheme="minorHAnsi" w:cstheme="minorBidi"/>
+          <w:sz w:val="22"/>
+          <w:szCs w:val="22"/>
+          <w:lang w:eastAsia="en-US"/>
+          <w14:ligatures w14:val="standardContextual"/>
+        </w:rPr>
+      </w:pPr>
+      <w:r>
+        <w:rPr>
+          <w:rFonts w:asciiTheme="minorHAnsi" w:eastAsiaTheme="minorHAnsi" w:hAnsiTheme="minorHAnsi" w:cstheme="minorBidi"/>
+          <w:b/>
+          <w:bCs/>
+          <w:sz w:val="22"/>
+          <w:szCs w:val="22"/>
+          <w:lang w:eastAsia="en-US"/>
+          <w14:ligatures w14:val="standardContextual"/>
+        </w:rPr>
+        <w:t xml:space="preserve">6. </w:t>
+      </w:r>
+      <w:proofErr w:type="spellStart"/>
+      <w:r>
+        <w:rPr>
+          <w:rFonts w:asciiTheme="minorHAnsi" w:eastAsiaTheme="minorHAnsi" w:hAnsiTheme="minorHAnsi" w:cstheme="minorBidi"/>
+          <w:b/>
+          <w:bCs/>
+          <w:sz w:val="22"/>
+          <w:szCs w:val="22"/>
+          <w:lang w:eastAsia="en-US"/>
+          <w14:ligatures w14:val="standardContextual"/>
+        </w:rPr>
+        <w:t>sich</w:t>
+      </w:r>
+      <w:proofErr w:type="spellEnd"/>
+      <w:r>
+        <w:rPr>
+          <w:rFonts w:asciiTheme="minorHAnsi" w:eastAsiaTheme="minorHAnsi" w:hAnsiTheme="minorHAnsi" w:cstheme="minorBidi"/>
+          <w:b/>
+          <w:bCs/>
+          <w:sz w:val="22"/>
+          <w:szCs w:val="22"/>
+          <w:lang w:eastAsia="en-US"/>
+          <w14:ligatures w14:val="standardContextual"/>
+        </w:rPr>
+        <w:t xml:space="preserve"> für </w:t>
+      </w:r>
+      <w:proofErr w:type="spellStart"/>
+      <w:r>
+        <w:rPr>
+          <w:rFonts w:asciiTheme="minorHAnsi" w:eastAsiaTheme="minorHAnsi" w:hAnsiTheme="minorHAnsi" w:cstheme="minorBidi"/>
+          <w:b/>
+          <w:bCs/>
+          <w:sz w:val="22"/>
+          <w:szCs w:val="22"/>
+          <w:lang w:eastAsia="en-US"/>
+          <w14:ligatures w14:val="standardContextual"/>
+        </w:rPr>
+        <w:t>Nachrichten</w:t>
+      </w:r>
+      <w:proofErr w:type="spellEnd"/>
+      <w:r>
+        <w:rPr>
+          <w:rFonts w:asciiTheme="minorHAnsi" w:eastAsiaTheme="minorHAnsi" w:hAnsiTheme="minorHAnsi" w:cstheme="minorBidi"/>
+          <w:b/>
+          <w:bCs/>
+          <w:sz w:val="22"/>
+          <w:szCs w:val="22"/>
+          <w:lang w:eastAsia="en-US"/>
+          <w14:ligatures w14:val="standardContextual"/>
+        </w:rPr>
+        <w:t xml:space="preserve"> </w:t>
+      </w:r>
+      <w:proofErr w:type="spellStart"/>
+      <w:r>
+        <w:rPr>
+          <w:rFonts w:asciiTheme="minorHAnsi" w:eastAsiaTheme="minorHAnsi" w:hAnsiTheme="minorHAnsi" w:cstheme="minorBidi"/>
+          <w:b/>
+          <w:bCs/>
+          <w:sz w:val="22"/>
+          <w:szCs w:val="22"/>
+          <w:lang w:eastAsia="en-US"/>
+          <w14:ligatures w14:val="standardContextual"/>
+        </w:rPr>
+        <w:t>interessieren</w:t>
+      </w:r>
+      <w:proofErr w:type="spellEnd"/>
+      <w:r>
+        <w:rPr>
+          <w:rFonts w:asciiTheme="minorHAnsi" w:eastAsiaTheme="minorHAnsi" w:hAnsiTheme="minorHAnsi" w:cstheme="minorBidi"/>
+          <w:sz w:val="22"/>
+          <w:szCs w:val="22"/>
+          <w:lang w:eastAsia="en-US"/>
+          <w14:ligatures w14:val="standardContextual"/>
+        </w:rPr>
+        <w:t xml:space="preserve"> (to be interested in the news)</w:t>
+      </w:r>
+    </w:p>
+    <w:p>
+      <w:pPr>
+        <w:pStyle w:val="z1qcye"/>
+        <w:numPr>
+          <w:ilvl w:val="0"/>
+          <w:numId w:val="1"/>
+        </w:numPr>
+        <w:spacing w:before="0" w:beforeAutospacing="0" w:after="0" w:afterAutospacing="0"/>
+        <w:rPr>
+          <w:rFonts w:asciiTheme="minorHAnsi" w:eastAsiaTheme="minorHAnsi" w:hAnsiTheme="minorHAnsi" w:cstheme="minorBidi"/>
+          <w:sz w:val="22"/>
+          <w:szCs w:val="22"/>
+          <w:lang w:eastAsia="en-US"/>
+          <w14:ligatures w14:val="standardContextual"/>
+        </w:rPr>
+      </w:pPr>
+      <w:r>
+        <w:rPr>
+          <w:rFonts w:asciiTheme="minorHAnsi" w:eastAsiaTheme="minorHAnsi" w:hAnsiTheme="minorHAnsi" w:cstheme="minorBidi"/>
+          <w:b/>
+          <w:bCs/>
+          <w:sz w:val="22"/>
+          <w:szCs w:val="22"/>
+          <w:lang w:eastAsia="en-US"/>
+          <w14:ligatures w14:val="standardContextual"/>
+        </w:rPr>
+        <w:t xml:space="preserve">7. </w:t>
+      </w:r>
+      <w:proofErr w:type="spellStart"/>
+      <w:r>
+        <w:rPr>
+          <w:rFonts w:asciiTheme="minorHAnsi" w:eastAsiaTheme="minorHAnsi" w:hAnsiTheme="minorHAnsi" w:cstheme="minorBidi"/>
+          <w:b/>
+          <w:bCs/>
+          <w:sz w:val="22"/>
+          <w:szCs w:val="22"/>
+          <w:lang w:eastAsia="en-US"/>
+          <w14:ligatures w14:val="standardContextual"/>
+        </w:rPr>
+        <w:t>Filme</w:t>
+      </w:r>
+      <w:proofErr w:type="spellEnd"/>
+      <w:r>
+        <w:rPr>
+          <w:rFonts w:asciiTheme="minorHAnsi" w:eastAsiaTheme="minorHAnsi" w:hAnsiTheme="minorHAnsi" w:cstheme="minorBidi"/>
+          <w:b/>
+          <w:bCs/>
+          <w:sz w:val="22"/>
+          <w:szCs w:val="22"/>
+          <w:lang w:eastAsia="en-US"/>
+          <w14:ligatures w14:val="standardContextual"/>
+        </w:rPr>
+        <w:t xml:space="preserve"> </w:t>
+      </w:r>
+      <w:proofErr w:type="spellStart"/>
+      <w:r>
+        <w:rPr>
+          <w:rFonts w:asciiTheme="minorHAnsi" w:eastAsiaTheme="minorHAnsi" w:hAnsiTheme="minorHAnsi" w:cstheme="minorBidi"/>
+          <w:b/>
+          <w:bCs/>
+          <w:sz w:val="22"/>
+          <w:szCs w:val="22"/>
+          <w:lang w:eastAsia="en-US"/>
+          <w14:ligatures w14:val="standardContextual"/>
+        </w:rPr>
+        <w:t>im</w:t>
+      </w:r>
+      <w:proofErr w:type="spellEnd"/>
+      <w:r>
+        <w:rPr>
+          <w:rFonts w:asciiTheme="minorHAnsi" w:eastAsiaTheme="minorHAnsi" w:hAnsiTheme="minorHAnsi" w:cstheme="minorBidi"/>
+          <w:b/>
+          <w:bCs/>
+          <w:sz w:val="22"/>
+          <w:szCs w:val="22"/>
+          <w:lang w:eastAsia="en-US"/>
+          <w14:ligatures w14:val="standardContextual"/>
+        </w:rPr>
+        <w:t xml:space="preserve"> Internet </w:t>
+      </w:r>
+      <w:proofErr w:type="spellStart"/>
+      <w:r>
+        <w:rPr>
+          <w:rFonts w:asciiTheme="minorHAnsi" w:eastAsiaTheme="minorHAnsi" w:hAnsiTheme="minorHAnsi" w:cstheme="minorBidi"/>
+          <w:b/>
+          <w:bCs/>
+          <w:sz w:val="22"/>
+          <w:szCs w:val="22"/>
+          <w:lang w:eastAsia="en-US"/>
+          <w14:ligatures w14:val="standardContextual"/>
+        </w:rPr>
+        <w:t>sehen</w:t>
+      </w:r>
+      <w:proofErr w:type="spellEnd"/>
+      <w:r>
+        <w:rPr>
+          <w:rFonts w:asciiTheme="minorHAnsi" w:eastAsiaTheme="minorHAnsi" w:hAnsiTheme="minorHAnsi" w:cstheme="minorBidi"/>
+          <w:sz w:val="22"/>
+          <w:szCs w:val="22"/>
+          <w:lang w:eastAsia="en-US"/>
+          <w14:ligatures w14:val="standardContextual"/>
+        </w:rPr>
+        <w:t xml:space="preserve"> / </w:t>
+      </w:r>
+      <w:proofErr w:type="spellStart"/>
+      <w:r>
+        <w:rPr>
+          <w:rFonts w:asciiTheme="minorHAnsi" w:eastAsiaTheme="minorHAnsi" w:hAnsiTheme="minorHAnsi" w:cstheme="minorBidi"/>
+          <w:b/>
+          <w:bCs/>
+          <w:sz w:val="22"/>
+          <w:szCs w:val="22"/>
+          <w:lang w:eastAsia="en-US"/>
+          <w14:ligatures w14:val="standardContextual"/>
+        </w:rPr>
+        <w:t>herunterladen</w:t>
+      </w:r>
+      <w:proofErr w:type="spellEnd"/>
+      <w:r>
+        <w:rPr>
+          <w:rFonts w:asciiTheme="minorHAnsi" w:eastAsiaTheme="minorHAnsi" w:hAnsiTheme="minorHAnsi" w:cstheme="minorBidi"/>
+          <w:sz w:val="22"/>
+          <w:szCs w:val="22"/>
+          <w:lang w:eastAsia="en-US"/>
+          <w14:ligatures w14:val="standardContextual"/>
+        </w:rPr>
+        <w:t xml:space="preserve"> (to watch / download movies on the internet)</w:t>
+      </w:r>
+    </w:p>
+    <w:p>
+      <w:pPr>
+        <w:pStyle w:val="z1qcye"/>
+        <w:numPr>
+          <w:ilvl w:val="0"/>
+          <w:numId w:val="1"/>
+        </w:numPr>
+        <w:spacing w:before="0" w:beforeAutospacing="0" w:after="0" w:afterAutospacing="0"/>
+        <w:rPr>
+          <w:rFonts w:asciiTheme="minorHAnsi" w:eastAsiaTheme="minorHAnsi" w:hAnsiTheme="minorHAnsi" w:cstheme="minorBidi"/>
+          <w:sz w:val="22"/>
+          <w:szCs w:val="22"/>
+          <w:lang w:eastAsia="en-US"/>
+          <w14:ligatures w14:val="standardContextual"/>
+        </w:rPr>
+      </w:pPr>
+      <w:r>
+        <w:rPr>
+          <w:rFonts w:asciiTheme="minorHAnsi" w:eastAsiaTheme="minorHAnsi" w:hAnsiTheme="minorHAnsi" w:cstheme="minorBidi"/>
+          <w:b/>
+          <w:bCs/>
+          <w:sz w:val="22"/>
+          <w:szCs w:val="22"/>
+          <w:lang w:eastAsia="en-US"/>
+          <w14:ligatures w14:val="standardContextual"/>
+        </w:rPr>
+        <w:t xml:space="preserve">8. </w:t>
+      </w:r>
+      <w:proofErr w:type="spellStart"/>
+      <w:r>
+        <w:rPr>
+          <w:rFonts w:asciiTheme="minorHAnsi" w:eastAsiaTheme="minorHAnsi" w:hAnsiTheme="minorHAnsi" w:cstheme="minorBidi"/>
+          <w:b/>
+          <w:bCs/>
+          <w:sz w:val="22"/>
+          <w:szCs w:val="22"/>
+          <w:lang w:eastAsia="en-US"/>
+          <w14:ligatures w14:val="standardContextual"/>
+        </w:rPr>
+        <w:t>Fachzeitschriften</w:t>
+      </w:r>
+      <w:proofErr w:type="spellEnd"/>
+      <w:r>
+        <w:rPr>
+          <w:rFonts w:asciiTheme="minorHAnsi" w:eastAsiaTheme="minorHAnsi" w:hAnsiTheme="minorHAnsi" w:cstheme="minorBidi"/>
+          <w:b/>
+          <w:bCs/>
+          <w:sz w:val="22"/>
+          <w:szCs w:val="22"/>
+          <w:lang w:eastAsia="en-US"/>
+          <w14:ligatures w14:val="standardContextual"/>
+        </w:rPr>
+        <w:t xml:space="preserve"> </w:t>
+      </w:r>
+      <w:proofErr w:type="spellStart"/>
+      <w:r>
+        <w:rPr>
+          <w:rFonts w:asciiTheme="minorHAnsi" w:eastAsiaTheme="minorHAnsi" w:hAnsiTheme="minorHAnsi" w:cstheme="minorBidi"/>
+          <w:b/>
+          <w:bCs/>
+          <w:sz w:val="22"/>
+          <w:szCs w:val="22"/>
+          <w:lang w:eastAsia="en-US"/>
+          <w14:ligatures w14:val="standardContextual"/>
+        </w:rPr>
+        <w:t>lesen</w:t>
+      </w:r>
+      <w:proofErr w:type="spellEnd"/>
+      <w:r>
+        <w:rPr>
+          <w:rFonts w:asciiTheme="minorHAnsi" w:eastAsiaTheme="minorHAnsi" w:hAnsiTheme="minorHAnsi" w:cstheme="minorBidi"/>
+          <w:sz w:val="22"/>
+          <w:szCs w:val="22"/>
+          <w:lang w:eastAsia="en-US"/>
+          <w14:ligatures w14:val="standardContextual"/>
+        </w:rPr>
+        <w:t xml:space="preserve"> (to read trade journals)</w:t>
+      </w:r>
+    </w:p>
+    <w:p>
+      <w:pPr>
+        <w:pStyle w:val="ListParagraph"/>
+        <w:numPr>
+          <w:ilvl w:val="0"/>
+          <w:numId w:val="1"/>
+        </w:numPr>
+      </w:pPr>
+      <w:r>
+        <w:rPr>
+          <w:b/>
+          <w:bCs/>
+        </w:rPr>
+        <w:t xml:space="preserve">an der </w:t>
+      </w:r>
+      <w:proofErr w:type="spellStart"/>
+      <w:r>
+        <w:rPr>
+          <w:b/>
+          <w:bCs/>
+        </w:rPr>
+        <w:t>Spitze</w:t>
+      </w:r>
+      <w:proofErr w:type="spellEnd"/>
+      <w:r>
+        <w:t xml:space="preserve"> – at the top / at the head / in the lead</w:t>
+      </w:r>
+    </w:p>
+    <w:p>
+      <w:pPr>
+        <w:pStyle w:val="ListParagraph"/>
+        <w:numPr>
+          <w:ilvl w:val="0"/>
+          <w:numId w:val="1"/>
+        </w:numPr>
+      </w:pPr>
+      <w:r>
+        <w:t xml:space="preserve">wo </w:t>
+      </w:r>
+      <w:proofErr w:type="spellStart"/>
+      <w:r>
+        <w:t>liegt</w:t>
+      </w:r>
+      <w:proofErr w:type="spellEnd"/>
+      <w:r>
+        <w:t xml:space="preserve"> das Problem?</w:t>
+      </w:r>
+    </w:p>
+    <w:p>
+      <w:pPr>
+        <w:pStyle w:val="ListParagraph"/>
+        <w:numPr>
+          <w:ilvl w:val="0"/>
+          <w:numId w:val="1"/>
+        </w:numPr>
+        <w:rPr>
+          <w:lang w:val="de-DE"/>
+        </w:rPr>
+      </w:pPr>
+      <w:r>
+        <w:rPr>
+          <w:lang w:val="de-DE"/>
+        </w:rPr>
+        <w:t>Ich denke, dass ... den ersten/zweiten/ dritten Platz belegt.</w:t>
+      </w:r>
+    </w:p>
+    <w:p>
+      <w:pPr>
+        <w:pStyle w:val="ListParagraph"/>
+        <w:numPr>
+          <w:ilvl w:val="0"/>
+          <w:numId w:val="1"/>
+        </w:numPr>
+        <w:rPr>
+          <w:lang w:val="de-DE"/>
+        </w:rPr>
+      </w:pPr>
+      <w:r>
+        <w:rPr>
+          <w:lang w:val="de-DE"/>
+        </w:rPr>
+        <w:t xml:space="preserve">Zufrieden mit </w:t>
+      </w:r>
+    </w:p>
+    <w:p>
+      <w:pPr>
+        <w:pStyle w:val="ListParagraph"/>
+        <w:numPr>
+          <w:ilvl w:val="0"/>
+          <w:numId w:val="1"/>
+        </w:numPr>
+        <w:rPr>
+          <w:lang w:val="de-DE"/>
+        </w:rPr>
+      </w:pPr>
+      <w:r>
+        <w:rPr>
+          <w:lang w:val="de-DE"/>
+        </w:rPr>
+        <w:t>Mit + erreichen</w:t>
+      </w:r>
+    </w:p>
+    <w:p>
+      <w:pPr>
+        <w:pStyle w:val="ListParagraph"/>
+        <w:numPr>
+          <w:ilvl w:val="0"/>
+          <w:numId w:val="1"/>
+        </w:numPr>
+        <w:rPr>
+          <w:lang w:val="de-DE"/>
+        </w:rPr>
+      </w:pPr>
+      <w:r>
+        <w:rPr>
+          <w:lang w:val="de-DE"/>
+        </w:rPr>
+        <w:t>Sitzen + in</w:t>
+      </w:r>
+    </w:p>
+    <w:p>
+      <w:pPr>
+        <w:pStyle w:val="ListParagraph"/>
+        <w:numPr>
+          <w:ilvl w:val="0"/>
+          <w:numId w:val="1"/>
+        </w:numPr>
+      </w:pPr>
+      <w:r>
+        <w:t xml:space="preserve">Gehen + </w:t>
+      </w:r>
+      <w:proofErr w:type="spellStart"/>
+      <w:r>
+        <w:t>zum</w:t>
+      </w:r>
+      <w:proofErr w:type="spellEnd"/>
+      <w:r>
+        <w:t xml:space="preserve"> + training or any a</w:t>
+      </w:r>
+      <w:r>
+        <w:t>ctivity</w:t>
+      </w:r>
+    </w:p>
+    <w:p>
+      <w:pPr>
+        <w:pStyle w:val="ListParagraph"/>
+        <w:numPr>
+          <w:ilvl w:val="0"/>
+          <w:numId w:val="1"/>
+        </w:numPr>
+      </w:pPr>
     </w:p>
     <w:sectPr>
       <w:pgSz w:w="11906" w:h="16838"/>
@@ -473,9 +1421,158 @@
 <file path=word/numbering.xml><?xml version="1.0" encoding="utf-8"?>
 <w:numbering xmlns:wpc="http://schemas.microsoft.com/office/word/2010/wordprocessingCanvas" xmlns:cx="http://schemas.microsoft.com/office/drawing/2014/chartex" xmlns:cx1="http://schemas.microsoft.com/office/drawing/2015/9/8/chartex" xmlns:cx2="http://schemas.microsoft.com/office/drawing/2015/10/21/chartex" xmlns:cx3="http://schemas.microsoft.com/office/drawing/2016/5/9/chartex" xmlns:cx4="http://schemas.microsoft.com/office/drawing/2016/5/10/chartex" xmlns:cx5="http://schemas.microsoft.com/office/drawing/2016/5/11/chartex" xmlns:cx6="http://schemas.microsoft.com/office/drawing/2016/5/12/chartex" xmlns:cx7="http://schemas.microsoft.com/office/drawing/2016/5/13/chartex" xmlns:cx8="http://schemas.microsoft.com/office/drawing/2016/5/14/chartex" xmlns:mc="http://schemas.openxmlformats.org/markup-compatibility/2006" xmlns:aink="http://schemas.microsoft.com/office/drawing/2016/ink" xmlns:am3d="http://schemas.microsoft.com/office/drawing/2017/model3d" xmlns:o="urn:schemas-microsoft-com:office:office" xmlns:oel="http://schemas.microsoft.com/office/2019/extlst" xmlns:r="http://schemas.openxmlformats.org/officeDocument/2006/relationships" xmlns:m="http://schemas.openxmlformats.org/officeDocument/2006/math" xmlns:v="urn:schemas-microsoft-com:vml" xmlns:wp14="http://schemas.microsoft.com/office/word/2010/wordprocessingDrawing" xmlns:wp="http://schemas.openxmlformats.org/drawingml/2006/wordprocessingDrawing" xmlns:w10="urn:schemas-microsoft-com:office:word" xmlns:w="http://schemas.openxmlformats.org/wordprocessingml/2006/main" xmlns:w14="http://schemas.microsoft.com/office/word/2010/wordml" xmlns:w15="http://schemas.microsoft.com/office/word/2012/wordml" xmlns:w16cex="http://schemas.microsoft.com/office/word/2018/wordml/cex" xmlns:w16cid="http://schemas.microsoft.com/office/word/2016/wordml/cid" xmlns:w16="http://schemas.microsoft.com/office/word/2018/wordml" xmlns:w16du="http://schemas.microsoft.com/office/word/2023/wordml/word16du" xmlns:w16sdtdh="http://schemas.microsoft.com/office/word/2020/wordml/sdtdatahash" xmlns:w16sdtfl="http://schemas.microsoft.com/office/word/2024/wordml/sdtformatlock" xmlns:w16se="http://schemas.microsoft.com/office/word/2015/wordml/symex" xmlns:wpg="http://schemas.microsoft.com/office/word/2010/wordprocessingGroup" xmlns:wpi="http://schemas.microsoft.com/office/word/2010/wordprocessingInk" xmlns:wne="http://schemas.microsoft.com/office/word/2006/wordml" xmlns:wps="http://schemas.microsoft.com/office/word/2010/wordprocessingShape" mc:Ignorable="w14 w15 w16se w16cid w16 w16cex w16sdtdh w16sdtfl w16du wp14">
   <w:abstractNum w:abstractNumId="0" w15:restartNumberingAfterBreak="0">
+    <w:nsid w:val="12F91FD1"/>
+    <w:multiLevelType w:val="multilevel"/>
+    <w:tmpl w:val="AE0EECCA"/>
+    <w:lvl w:ilvl="0">
+      <w:start w:val="1"/>
+      <w:numFmt w:val="bullet"/>
+      <w:lvlText w:val=""/>
+      <w:lvlJc w:val="left"/>
+      <w:pPr>
+        <w:tabs>
+          <w:tab w:val="num" w:pos="720"/>
+        </w:tabs>
+        <w:ind w:left="720" w:hanging="360"/>
+      </w:pPr>
+      <w:rPr>
+        <w:rFonts w:ascii="Symbol" w:hAnsi="Symbol" w:hint="default"/>
+        <w:sz w:val="20"/>
+      </w:rPr>
+    </w:lvl>
+    <w:lvl w:ilvl="1" w:tentative="1">
+      <w:start w:val="1"/>
+      <w:numFmt w:val="bullet"/>
+      <w:lvlText w:val="o"/>
+      <w:lvlJc w:val="left"/>
+      <w:pPr>
+        <w:tabs>
+          <w:tab w:val="num" w:pos="1440"/>
+        </w:tabs>
+        <w:ind w:left="1440" w:hanging="360"/>
+      </w:pPr>
+      <w:rPr>
+        <w:rFonts w:ascii="Courier New" w:hAnsi="Courier New" w:hint="default"/>
+        <w:sz w:val="20"/>
+      </w:rPr>
+    </w:lvl>
+    <w:lvl w:ilvl="2" w:tentative="1">
+      <w:start w:val="1"/>
+      <w:numFmt w:val="bullet"/>
+      <w:lvlText w:val=""/>
+      <w:lvlJc w:val="left"/>
+      <w:pPr>
+        <w:tabs>
+          <w:tab w:val="num" w:pos="2160"/>
+        </w:tabs>
+        <w:ind w:left="2160" w:hanging="360"/>
+      </w:pPr>
+      <w:rPr>
+        <w:rFonts w:ascii="Wingdings" w:hAnsi="Wingdings" w:hint="default"/>
+        <w:sz w:val="20"/>
+      </w:rPr>
+    </w:lvl>
+    <w:lvl w:ilvl="3" w:tentative="1">
+      <w:start w:val="1"/>
+      <w:numFmt w:val="bullet"/>
+      <w:lvlText w:val=""/>
+      <w:lvlJc w:val="left"/>
+      <w:pPr>
+        <w:tabs>
+          <w:tab w:val="num" w:pos="2880"/>
+        </w:tabs>
+        <w:ind w:left="2880" w:hanging="360"/>
+      </w:pPr>
+      <w:rPr>
+        <w:rFonts w:ascii="Wingdings" w:hAnsi="Wingdings" w:hint="default"/>
+        <w:sz w:val="20"/>
+      </w:rPr>
+    </w:lvl>
+    <w:lvl w:ilvl="4" w:tentative="1">
+      <w:start w:val="1"/>
+      <w:numFmt w:val="bullet"/>
+      <w:lvlText w:val=""/>
+      <w:lvlJc w:val="left"/>
+      <w:pPr>
+        <w:tabs>
+          <w:tab w:val="num" w:pos="3600"/>
+        </w:tabs>
+        <w:ind w:left="3600" w:hanging="360"/>
+      </w:pPr>
+      <w:rPr>
+        <w:rFonts w:ascii="Wingdings" w:hAnsi="Wingdings" w:hint="default"/>
+        <w:sz w:val="20"/>
+      </w:rPr>
+    </w:lvl>
+    <w:lvl w:ilvl="5" w:tentative="1">
+      <w:start w:val="1"/>
+      <w:numFmt w:val="bullet"/>
+      <w:lvlText w:val=""/>
+      <w:lvlJc w:val="left"/>
+      <w:pPr>
+        <w:tabs>
+          <w:tab w:val="num" w:pos="4320"/>
+        </w:tabs>
+        <w:ind w:left="4320" w:hanging="360"/>
+      </w:pPr>
+      <w:rPr>
+        <w:rFonts w:ascii="Wingdings" w:hAnsi="Wingdings" w:hint="default"/>
+        <w:sz w:val="20"/>
+      </w:rPr>
+    </w:lvl>
+    <w:lvl w:ilvl="6" w:tentative="1">
+      <w:start w:val="1"/>
+      <w:numFmt w:val="bullet"/>
+      <w:lvlText w:val=""/>
+      <w:lvlJc w:val="left"/>
+      <w:pPr>
+        <w:tabs>
+          <w:tab w:val="num" w:pos="5040"/>
+        </w:tabs>
+        <w:ind w:left="5040" w:hanging="360"/>
+      </w:pPr>
+      <w:rPr>
+        <w:rFonts w:ascii="Wingdings" w:hAnsi="Wingdings" w:hint="default"/>
+        <w:sz w:val="20"/>
+      </w:rPr>
+    </w:lvl>
+    <w:lvl w:ilvl="7" w:tentative="1">
+      <w:start w:val="1"/>
+      <w:numFmt w:val="bullet"/>
+      <w:lvlText w:val=""/>
+      <w:lvlJc w:val="left"/>
+      <w:pPr>
+        <w:tabs>
+          <w:tab w:val="num" w:pos="5760"/>
+        </w:tabs>
+        <w:ind w:left="5760" w:hanging="360"/>
+      </w:pPr>
+      <w:rPr>
+        <w:rFonts w:ascii="Wingdings" w:hAnsi="Wingdings" w:hint="default"/>
+        <w:sz w:val="20"/>
+      </w:rPr>
+    </w:lvl>
+    <w:lvl w:ilvl="8" w:tentative="1">
+      <w:start w:val="1"/>
+      <w:numFmt w:val="bullet"/>
+      <w:lvlText w:val=""/>
+      <w:lvlJc w:val="left"/>
+      <w:pPr>
+        <w:tabs>
+          <w:tab w:val="num" w:pos="6480"/>
+        </w:tabs>
+        <w:ind w:left="6480" w:hanging="360"/>
+      </w:pPr>
+      <w:rPr>
+        <w:rFonts w:ascii="Wingdings" w:hAnsi="Wingdings" w:hint="default"/>
+        <w:sz w:val="20"/>
+      </w:rPr>
+    </w:lvl>
+  </w:abstractNum>
+  <w:abstractNum w:abstractNumId="1" w15:restartNumberingAfterBreak="0">
     <w:nsid w:val="3D221110"/>
     <w:multiLevelType w:val="hybridMultilevel"/>
-    <w:tmpl w:val="A3EC4544"/>
+    <w:tmpl w:val="CD607784"/>
     <w:lvl w:ilvl="0" w:tplc="0C090001">
       <w:start w:val="1"/>
       <w:numFmt w:val="bullet"/>
@@ -586,6 +1683,9 @@
     </w:lvl>
   </w:abstractNum>
   <w:num w:numId="1" w16cid:durableId="877011764">
+    <w:abstractNumId w:val="1"/>
+  </w:num>
+  <w:num w:numId="2" w16cid:durableId="1676571593">
     <w:abstractNumId w:val="0"/>
   </w:num>
 </w:numbering>
@@ -1506,6 +2606,52 @@
       <w:spacing w:val="5"/>
     </w:rPr>
   </w:style>
+  <w:style w:type="paragraph" w:customStyle="1" w:styleId="z1qcye">
+    <w:name w:val="z1qcye"/>
+    <w:basedOn w:val="Normal"/>
+    <w:rsid w:val="00687C06"/>
+    <w:pPr>
+      <w:spacing w:before="100" w:beforeAutospacing="1" w:after="100" w:afterAutospacing="1" w:line="240" w:lineRule="auto"/>
+    </w:pPr>
+    <w:rPr>
+      <w:rFonts w:ascii="Times New Roman" w:eastAsia="Times New Roman" w:hAnsi="Times New Roman" w:cs="Times New Roman"/>
+      <w:sz w:val="24"/>
+      <w:szCs w:val="24"/>
+      <w:lang w:eastAsia="en-AU"/>
+      <w14:ligatures w14:val="none"/>
+    </w:rPr>
+  </w:style>
+  <w:style w:type="character" w:customStyle="1" w:styleId="inqyif">
+    <w:name w:val="inqyif"/>
+    <w:basedOn w:val="DefaultParagraphFont"/>
+    <w:rsid w:val="00687C06"/>
+  </w:style>
+  <w:style w:type="character" w:styleId="Strong">
+    <w:name w:val="Strong"/>
+    <w:basedOn w:val="DefaultParagraphFont"/>
+    <w:uiPriority w:val="22"/>
+    <w:qFormat/>
+    <w:rsid w:val="00687C06"/>
+    <w:rPr>
+      <w:b/>
+      <w:bCs/>
+    </w:rPr>
+  </w:style>
+  <w:style w:type="paragraph" w:customStyle="1" w:styleId="ds-markdown-paragraph">
+    <w:name w:val="ds-markdown-paragraph"/>
+    <w:basedOn w:val="Normal"/>
+    <w:rsid w:val="00EB3F15"/>
+    <w:pPr>
+      <w:spacing w:before="100" w:beforeAutospacing="1" w:after="100" w:afterAutospacing="1" w:line="240" w:lineRule="auto"/>
+    </w:pPr>
+    <w:rPr>
+      <w:rFonts w:ascii="Times New Roman" w:eastAsia="Times New Roman" w:hAnsi="Times New Roman" w:cs="Times New Roman"/>
+      <w:sz w:val="24"/>
+      <w:szCs w:val="24"/>
+      <w:lang w:eastAsia="en-AU"/>
+      <w14:ligatures w14:val="none"/>
+    </w:rPr>
+  </w:style>
 </w:styles>
 </file>
 

--- a/A2/Expressions.docx
+++ b/A2/Expressions.docx
@@ -1397,6 +1397,147 @@
       </w:r>
       <w:r>
         <w:t>ctivity</w:t>
+      </w:r>
+    </w:p>
+    <w:p>
+      <w:pPr>
+        <w:pStyle w:val="ListParagraph"/>
+        <w:numPr>
+          <w:ilvl w:val="0"/>
+          <w:numId w:val="1"/>
+        </w:numPr>
+      </w:pPr>
+      <w:proofErr w:type="spellStart"/>
+      <w:r>
+        <w:t>durch</w:t>
+      </w:r>
+      <w:proofErr w:type="spellEnd"/>
+      <w:r>
+        <w:t xml:space="preserve"> die </w:t>
+      </w:r>
+      <w:proofErr w:type="spellStart"/>
+      <w:proofErr w:type="gramStart"/>
+      <w:r>
+        <w:t>Innenstadt</w:t>
+      </w:r>
+      <w:proofErr w:type="spellEnd"/>
+      <w:r>
+        <w:t xml:space="preserve"> </w:t>
+      </w:r>
+      <w:r>
+        <w:t xml:space="preserve"> </w:t>
+      </w:r>
+      <w:proofErr w:type="spellStart"/>
+      <w:r>
+        <w:t>laufen</w:t>
+      </w:r>
+      <w:proofErr w:type="spellEnd"/>
+      <w:proofErr w:type="gramEnd"/>
+    </w:p>
+    <w:p>
+      <w:pPr>
+        <w:pStyle w:val="ListParagraph"/>
+        <w:numPr>
+          <w:ilvl w:val="0"/>
+          <w:numId w:val="1"/>
+        </w:numPr>
+      </w:pPr>
+      <w:r>
+        <w:t xml:space="preserve">der positive </w:t>
+      </w:r>
+      <w:proofErr w:type="spellStart"/>
+      <w:r>
+        <w:t>Effekt</w:t>
+      </w:r>
+      <w:proofErr w:type="spellEnd"/>
+      <w:r>
+        <w:t xml:space="preserve"> </w:t>
+      </w:r>
+      <w:proofErr w:type="spellStart"/>
+      <w:r>
+        <w:t>kann</w:t>
+      </w:r>
+      <w:proofErr w:type="spellEnd"/>
+      <w:r>
+        <w:t xml:space="preserve"> </w:t>
+      </w:r>
+      <w:r>
+        <w:rPr>
+          <w:rStyle w:val="Strong"/>
+          <w:rFonts w:ascii="Segoe UI" w:hAnsi="Segoe UI" w:cs="Segoe UI"/>
+          <w:color w:val="F9FAFB"/>
+        </w:rPr>
+        <w:t xml:space="preserve">j) </w:t>
+      </w:r>
+      <w:proofErr w:type="spellStart"/>
+      <w:r>
+        <w:rPr>
+          <w:rStyle w:val="Strong"/>
+          <w:rFonts w:ascii="Segoe UI" w:hAnsi="Segoe UI" w:cs="Segoe UI"/>
+          <w:color w:val="F9FAFB"/>
+        </w:rPr>
+        <w:t>anhalten</w:t>
+      </w:r>
+      <w:proofErr w:type="spellEnd"/>
+      <w:r>
+        <w:t xml:space="preserve"> – the positive effect can last</w:t>
+      </w:r>
+    </w:p>
+    <w:p>
+      <w:pPr>
+        <w:pStyle w:val="ListParagraph"/>
+        <w:numPr>
+          <w:ilvl w:val="0"/>
+          <w:numId w:val="1"/>
+        </w:numPr>
+      </w:pPr>
+      <w:r>
+        <w:t xml:space="preserve">der positive </w:t>
+      </w:r>
+      <w:proofErr w:type="spellStart"/>
+      <w:r>
+        <w:t>Effekt</w:t>
+      </w:r>
+      <w:proofErr w:type="spellEnd"/>
+      <w:r>
+        <w:t xml:space="preserve"> </w:t>
+      </w:r>
+      <w:proofErr w:type="spellStart"/>
+      <w:r>
+        <w:t>kann</w:t>
+      </w:r>
+      <w:proofErr w:type="spellEnd"/>
+      <w:r>
+        <w:t xml:space="preserve"> </w:t>
+      </w:r>
+      <w:proofErr w:type="spellStart"/>
+      <w:r>
+        <w:t>sich</w:t>
+      </w:r>
+      <w:proofErr w:type="spellEnd"/>
+      <w:r>
+        <w:t xml:space="preserve"> </w:t>
+      </w:r>
+      <w:r>
+        <w:rPr>
+          <w:rStyle w:val="Strong"/>
+          <w:rFonts w:ascii="Segoe UI" w:hAnsi="Segoe UI" w:cs="Segoe UI"/>
+          <w:color w:val="F9FAFB"/>
+        </w:rPr>
+        <w:t xml:space="preserve">h) </w:t>
+      </w:r>
+      <w:proofErr w:type="spellStart"/>
+      <w:r>
+        <w:rPr>
+          <w:rStyle w:val="Strong"/>
+          <w:rFonts w:ascii="Segoe UI" w:hAnsi="Segoe UI" w:cs="Segoe UI"/>
+          <w:color w:val="F9FAFB"/>
+        </w:rPr>
+        <w:t>verringern</w:t>
+      </w:r>
+      <w:proofErr w:type="spellEnd"/>
+      <w:r>
+        <w:t xml:space="preserve"> – the positive effect can decrease</w:t>
       </w:r>
     </w:p>
     <w:p>
@@ -1570,9 +1711,9 @@
     </w:lvl>
   </w:abstractNum>
   <w:abstractNum w:abstractNumId="1" w15:restartNumberingAfterBreak="0">
-    <w:nsid w:val="3D221110"/>
+    <w:nsid w:val="13B377DF"/>
     <w:multiLevelType w:val="hybridMultilevel"/>
-    <w:tmpl w:val="CD607784"/>
+    <w:tmpl w:val="06DC8D78"/>
     <w:lvl w:ilvl="0" w:tplc="0C090001">
       <w:start w:val="1"/>
       <w:numFmt w:val="bullet"/>
@@ -1682,11 +1823,127 @@
       </w:rPr>
     </w:lvl>
   </w:abstractNum>
+  <w:abstractNum w:abstractNumId="2" w15:restartNumberingAfterBreak="0">
+    <w:nsid w:val="3D221110"/>
+    <w:multiLevelType w:val="hybridMultilevel"/>
+    <w:tmpl w:val="B39CF24E"/>
+    <w:lvl w:ilvl="0" w:tplc="0C090001">
+      <w:start w:val="1"/>
+      <w:numFmt w:val="bullet"/>
+      <w:lvlText w:val=""/>
+      <w:lvlJc w:val="left"/>
+      <w:pPr>
+        <w:ind w:left="720" w:hanging="360"/>
+      </w:pPr>
+      <w:rPr>
+        <w:rFonts w:ascii="Symbol" w:hAnsi="Symbol" w:hint="default"/>
+      </w:rPr>
+    </w:lvl>
+    <w:lvl w:ilvl="1" w:tplc="0C090003" w:tentative="1">
+      <w:start w:val="1"/>
+      <w:numFmt w:val="bullet"/>
+      <w:lvlText w:val="o"/>
+      <w:lvlJc w:val="left"/>
+      <w:pPr>
+        <w:ind w:left="1440" w:hanging="360"/>
+      </w:pPr>
+      <w:rPr>
+        <w:rFonts w:ascii="Courier New" w:hAnsi="Courier New" w:cs="Courier New" w:hint="default"/>
+      </w:rPr>
+    </w:lvl>
+    <w:lvl w:ilvl="2" w:tplc="0C090005" w:tentative="1">
+      <w:start w:val="1"/>
+      <w:numFmt w:val="bullet"/>
+      <w:lvlText w:val=""/>
+      <w:lvlJc w:val="left"/>
+      <w:pPr>
+        <w:ind w:left="2160" w:hanging="360"/>
+      </w:pPr>
+      <w:rPr>
+        <w:rFonts w:ascii="Wingdings" w:hAnsi="Wingdings" w:hint="default"/>
+      </w:rPr>
+    </w:lvl>
+    <w:lvl w:ilvl="3" w:tplc="0C090001" w:tentative="1">
+      <w:start w:val="1"/>
+      <w:numFmt w:val="bullet"/>
+      <w:lvlText w:val=""/>
+      <w:lvlJc w:val="left"/>
+      <w:pPr>
+        <w:ind w:left="2880" w:hanging="360"/>
+      </w:pPr>
+      <w:rPr>
+        <w:rFonts w:ascii="Symbol" w:hAnsi="Symbol" w:hint="default"/>
+      </w:rPr>
+    </w:lvl>
+    <w:lvl w:ilvl="4" w:tplc="0C090003" w:tentative="1">
+      <w:start w:val="1"/>
+      <w:numFmt w:val="bullet"/>
+      <w:lvlText w:val="o"/>
+      <w:lvlJc w:val="left"/>
+      <w:pPr>
+        <w:ind w:left="3600" w:hanging="360"/>
+      </w:pPr>
+      <w:rPr>
+        <w:rFonts w:ascii="Courier New" w:hAnsi="Courier New" w:cs="Courier New" w:hint="default"/>
+      </w:rPr>
+    </w:lvl>
+    <w:lvl w:ilvl="5" w:tplc="0C090005" w:tentative="1">
+      <w:start w:val="1"/>
+      <w:numFmt w:val="bullet"/>
+      <w:lvlText w:val=""/>
+      <w:lvlJc w:val="left"/>
+      <w:pPr>
+        <w:ind w:left="4320" w:hanging="360"/>
+      </w:pPr>
+      <w:rPr>
+        <w:rFonts w:ascii="Wingdings" w:hAnsi="Wingdings" w:hint="default"/>
+      </w:rPr>
+    </w:lvl>
+    <w:lvl w:ilvl="6" w:tplc="0C090001" w:tentative="1">
+      <w:start w:val="1"/>
+      <w:numFmt w:val="bullet"/>
+      <w:lvlText w:val=""/>
+      <w:lvlJc w:val="left"/>
+      <w:pPr>
+        <w:ind w:left="5040" w:hanging="360"/>
+      </w:pPr>
+      <w:rPr>
+        <w:rFonts w:ascii="Symbol" w:hAnsi="Symbol" w:hint="default"/>
+      </w:rPr>
+    </w:lvl>
+    <w:lvl w:ilvl="7" w:tplc="0C090003" w:tentative="1">
+      <w:start w:val="1"/>
+      <w:numFmt w:val="bullet"/>
+      <w:lvlText w:val="o"/>
+      <w:lvlJc w:val="left"/>
+      <w:pPr>
+        <w:ind w:left="5760" w:hanging="360"/>
+      </w:pPr>
+      <w:rPr>
+        <w:rFonts w:ascii="Courier New" w:hAnsi="Courier New" w:cs="Courier New" w:hint="default"/>
+      </w:rPr>
+    </w:lvl>
+    <w:lvl w:ilvl="8" w:tplc="0C090005" w:tentative="1">
+      <w:start w:val="1"/>
+      <w:numFmt w:val="bullet"/>
+      <w:lvlText w:val=""/>
+      <w:lvlJc w:val="left"/>
+      <w:pPr>
+        <w:ind w:left="6480" w:hanging="360"/>
+      </w:pPr>
+      <w:rPr>
+        <w:rFonts w:ascii="Wingdings" w:hAnsi="Wingdings" w:hint="default"/>
+      </w:rPr>
+    </w:lvl>
+  </w:abstractNum>
   <w:num w:numId="1" w16cid:durableId="877011764">
-    <w:abstractNumId w:val="1"/>
+    <w:abstractNumId w:val="2"/>
   </w:num>
   <w:num w:numId="2" w16cid:durableId="1676571593">
     <w:abstractNumId w:val="0"/>
+  </w:num>
+  <w:num w:numId="3" w16cid:durableId="400371831">
+    <w:abstractNumId w:val="1"/>
   </w:num>
 </w:numbering>
 </file>
